--- a/week-14-full-results-analysis/Week_14_Full_Results_Analysis (1).docx
+++ b/week-14-full-results-analysis/Week_14_Full_Results_Analysis (1).docx
@@ -609,7 +609,7 @@
     </w:p>
     <w:p>
       <w:r>
-        <w:t>Project-cluster intervals are wide enough that small model differences should not be overinterpreted. Late-closure random forest has a 95% AUC interval of .604-.783. Conditional spillover has .820-.922 for scope-only logistic regression and .797-.914 for random forest.</w:t>
+        <w:t>Project-cluster intervals are wide enough that small model differences should not be overinterpreted. Late-closure random forest has a 95% AUC interval of .596-.786. Conditional spillover has .818-.922 for scope-only logistic regression and .774-.911 for random forest.</w:t>
       </w:r>
     </w:p>
     <w:p>
